--- a/eu-gmp-rag/ausgabe/Teil I Kapitel 8 Beanstandungen, Qualitätsmängel und Produktrückrufe.docx
+++ b/eu-gmp-rag/ausgabe/Teil I Kapitel 8 Beanstandungen, Qualitätsmängel und Produktrückrufe.docx
@@ -16,21 +16,9 @@
       </w:r>
     </w:p>
     <w:p>
-      <w:r>
-        <w:t>Kapitel 8 Beanstandungen, Qualitätsmängel und Produkt-</w:t>
-      </w:r>
-    </w:p>
-    <w:p>
-      <w:r>
-        <w:t>rückrufe</w:t>
-      </w:r>
-    </w:p>
-    <w:p>
-      <w:r>
-        <w:t>Rechtsgrundlage zur Veröffentlichung des Leitfadens: Artikel 47 der Richtlinie 2001/83/EG zur Schaffung eines Gemeinschaftskodexes für Humanarzneimittel und Artikel 51 der Richtlinie 2001/82/EG zur Schaffung eines Gemeinschaftskodexes für Tierarzneimittel. Dieses Dokument bietet eine Anleitung für die Auslegung der Grundsätze und Leitlinien der Guten Herstellungspraxis (GMP) für Arzneimittel entsprechend der Richtlinie 2003/94/EG für Humanarzneimittel und der Richtlinie 91/412/EWG für Tierarzneimittel. Status des Dokuments: Revision Grund der Änderung: Es wurden umfangreiche Änderungen in diesem Kapitel vorgenommen, die nun widerspiegeln, dass bei der Untersuchung von Qualitätsmängeln oder Beanstandungen und Entscheidungen in Zusammenhang mit Produktrückrufen oder Risikomindernden Aktionen Qualitäts-Risikomanagement Grundsätze angewandt werden sollten. Es unterstreicht die Notwendigkeit, den Grund / die Gründe für Qualitätsmängel oder Beanstandungen zu untersuchen und zu ermitteln, und dass angemessene Präventivmaßnahmen in Kraft gesetzt werden, um vor einer Wiederholung des Problems zu schützen und klärt die Erwartungen und Verantwortlichkeiten in Bezug auf die Meldung von Qualitätsmängeln an die zuständigen Behörden. Termin des Inkrafttretens: 1. März 2015</w:t>
-      </w:r>
-    </w:p>
-    <w:p>
+      <w:pPr>
+        <w:pStyle w:val="Heading2"/>
+      </w:pPr>
       <w:r>
         <w:t>Grundsätze</w:t>
       </w:r>
@@ -46,6 +34,9 @@
       </w:r>
     </w:p>
     <w:p>
+      <w:pPr>
+        <w:pStyle w:val="Heading2"/>
+      </w:pPr>
       <w:r>
         <w:t>Personal und Organisation</w:t>
       </w:r>
@@ -57,7 +48,12 @@
     </w:p>
     <w:p>
       <w:r>
-        <w:t>8.2 Es sollte ausreichend ausgebildetes Personal und ausreichende Mittel für die Bearbeitung, Bewertung, Untersuchung und Überprüfung von Beanstandungen und Qualitätsmängeln und zur Einführung aller Risikomindernden Maßnahmen verfügbar sein. Ausreichend ausgebildetes Personal und ausreichende Mittel sollten auch verfügbar sein für die Handhabung der Zusammenwirkung mit den zuständigen Behörden. 8.3 Der Einsatz interdisziplinär besetzter Teams sollte in Betracht gezogen werden, einschließlich geschulten Qualitätsmanagementpersonals.</w:t>
+        <w:t>8.2 Es sollte ausreichend ausgebildetes Personal und ausreichende Mittel für die Bearbeitung, Bewertung, Untersuchung und Überprüfung von Beanstandungen und Qualitätsmängeln und zur Einführung aller Risikomindernden Maßnahmen verfügbar sein. Ausreichend ausgebildetes Personal und ausreichende Mittel sollten auch verfügbar sein für die Handhabung der Zusammenwirkung mit den zuständigen Behörden.</w:t>
+      </w:r>
+    </w:p>
+    <w:p>
+      <w:r>
+        <w:t>8.3 Der Einsatz interdisziplinär besetzter Teams sollte in Betracht gezogen werden, einschließlich geschulten Qualitätsmanagementpersonals.</w:t>
       </w:r>
     </w:p>
     <w:p>
@@ -67,12 +63,7 @@
     </w:p>
     <w:p>
       <w:r>
-        <w:t>Verfahren zur Handhabung und Untersuchung von Beanstandungen,</w:t>
-      </w:r>
-    </w:p>
-    <w:p>
-      <w:r>
-        <w:t>einschließlich möglicher Qualitätsmängel</w:t>
+        <w:t>Verfahren zur Handhabung und Untersuchung von Beanstandungen, einschließlich möglicher Qualitätsmängel</w:t>
       </w:r>
     </w:p>
     <w:p>
@@ -141,6 +132,9 @@
       </w:r>
     </w:p>
     <w:p>
+      <w:pPr>
+        <w:pStyle w:val="Heading2"/>
+      </w:pPr>
       <w:r>
         <w:t>Untersuchung und Entscheidungsfindung</w:t>
       </w:r>
@@ -176,6 +170,9 @@
       </w:r>
     </w:p>
     <w:p>
+      <w:pPr>
+        <w:pStyle w:val="Heading2"/>
+      </w:pPr>
       <w:r>
         <w:t>Ursachenanalyse und korrigierende und präventive Maßnahmen</w:t>
       </w:r>
@@ -201,6 +198,9 @@
       </w:r>
     </w:p>
     <w:p>
+      <w:pPr>
+        <w:pStyle w:val="Heading2"/>
+      </w:pPr>
       <w:r>
         <w:t>Produktrückruf und anderer potentiell Risikomindernde Maßnahmen</w:t>
       </w:r>
@@ -222,7 +222,12 @@
     </w:p>
     <w:p>
       <w:r>
-        <w:t>8.23 Die Chargen-/ Produktvertriebsprotokolle sollten den für Rückrufe verantwortlichen Personen ohne weiteres zur Verfügung stehen und ausreichende Informationen über Großhändler und direkt belieferte Kunden (einschließlich Adressen, Telefon- und / oder Faxnummern während und außerhalb der Arbeitszeit sowie der gelieferten Chargen und Mengen) enthalten, auch für exportierte Produkte und Ärztemuster. 8.24 Im Falle von Prüfmustern sollten alle Prüfzentren identifiziert und die Zielländer angegeben werden. Im Falle eines Prüfpräparates, für das eine Zulassung erteilt wurde, sollte der Hersteller des Prüfpräparates in Zusammenarbeit mit dem Sponsor den Zulassungsinhaber über den Qualitätsmangel informieren, der in Zusammenhang mit dem zugelassenen Arzneimittel stehen könnte. Der Sponsor sollte ein Verfahren durchführen zur zügigen Entblindung verblindeter Produkte, wenn dies erforderlich ist für einen sofortigen Rückruf. Der Sponsor sollte sicherstellen, dass das Verfahren die Identität des verblindeten Produkts nur soweit wie nötig offenlegt.</w:t>
+        <w:t>8.23 Die Chargen-/ Produktvertriebsprotokolle sollten den für Rückrufe verantwortlichen Personen ohne weiteres zur Verfügung stehen und ausreichende Informationen über Großhändler und direkt belieferte Kunden (einschließlich Adressen, Telefon- und / oder Faxnummern während und außerhalb der Arbeitszeit sowie der gelieferten Chargen und Mengen) enthalten, auch für exportierte Produkte und Ärztemuster.</w:t>
+      </w:r>
+    </w:p>
+    <w:p>
+      <w:r>
+        <w:t>8.24 Im Falle von Prüfmustern sollten alle Prüfzentren identifiziert und die Zielländer angegeben werden. Im Falle eines Prüfpräparates, für das eine Zulassung erteilt wurde, sollte der Hersteller des Prüfpräparates in Zusammenarbeit mit dem Sponsor den Zulassungsinhaber über den Qualitätsmangel informieren, der in Zusammenhang mit dem zugelassenen Arzneimittel stehen könnte. Der Sponsor sollte ein Verfahren durchführen zur zügigen Entblindung verblindeter Produkte, wenn dies erforderlich ist für einen sofortigen Rückruf. Der Sponsor sollte sicherstellen, dass das Verfahren die Identität des verblindeten Produkts nur soweit wie nötig offenlegt.</w:t>
       </w:r>
     </w:p>
     <w:p>
